--- a/docs/MLOPS.docx
+++ b/docs/MLOPS.docx
@@ -427,7 +427,7 @@
                 <w:color w:val="131B1E"/>
                 <w:sz w:val="18"/>
               </w:rPr>
-              <w:t>🟡 Partial</w:t>
+              <w:t>🟢 Built</w:t>
             </w:r>
           </w:p>
         </w:tc>
@@ -469,7 +469,16 @@
                 <w:color w:val="131B1E"/>
                 <w:sz w:val="18"/>
               </w:rPr>
-              <w:t xml:space="preserve"> toggle, S3 path untested</w:t>
+              <w:t xml:space="preserve"> toggle, </w:t>
+            </w:r>
+            <w:r>
+              <w:rPr>
+                <w:rFonts w:ascii="Georgia" w:hAnsi="Georgia"/>
+                <w:b/>
+                <w:color w:val="131B1E"/>
+                <w:sz w:val="18"/>
+              </w:rPr>
+              <w:t>both paths verified</w:t>
             </w:r>
           </w:p>
         </w:tc>
@@ -1167,7 +1176,7 @@
                 <w:color w:val="131B1E"/>
                 <w:sz w:val="18"/>
               </w:rPr>
-              <w:t>🟡 Partial</w:t>
+              <w:t>🟢 Built</w:t>
             </w:r>
           </w:p>
         </w:tc>
@@ -1182,19 +1191,10 @@
             <w:r>
               <w:rPr>
                 <w:rFonts w:ascii="Georgia" w:hAnsi="Georgia"/>
-                <w:b/>
                 <w:color w:val="131B1E"/>
                 <w:sz w:val="18"/>
               </w:rPr>
-              <w:t>FastAPI built</w:t>
-            </w:r>
-            <w:r>
-              <w:rPr>
-                <w:rFonts w:ascii="Georgia" w:hAnsi="Georgia"/>
-                <w:color w:val="131B1E"/>
-                <w:sz w:val="18"/>
-              </w:rPr>
-              <w:t xml:space="preserve"> (4 endpoints, tested); Streamlit not written</w:t>
+              <w:t>FastAPI (4 endpoints) + Streamlit (3 tabs), both containerised</w:t>
             </w:r>
           </w:p>
         </w:tc>
@@ -1398,7 +1398,7 @@
                 <w:color w:val="131B1E"/>
                 <w:sz w:val="18"/>
               </w:rPr>
-              <w:t>🔴 Absent</w:t>
+              <w:t>🟢 Built</w:t>
             </w:r>
           </w:p>
         </w:tc>
@@ -1416,7 +1416,7 @@
                 <w:color w:val="131B1E"/>
                 <w:sz w:val="18"/>
               </w:rPr>
-              <w:t>No tests, no pipeline</w:t>
+              <w:t>53 tests; GitHub Actions: secret scan, 2 dependency sets, image smoke</w:t>
             </w:r>
           </w:p>
         </w:tc>
@@ -1585,7 +1585,24 @@
           <w:color w:val="131B1E"/>
           <w:sz w:val="21"/>
         </w:rPr>
-        <w:t xml:space="preserve">Six built, four partial, five absent. That distribution is normal for a project that has prioritised the modelling core; the absent items are concentrated in operations, which is exactly what </w:t>
+        <w:t xml:space="preserve">Nine built, two partial, four absent. The four remaining absences — data versioning, monitoring, continuous training, and a release gate — are all </w:t>
+      </w:r>
+      <w:r>
+        <w:rPr>
+          <w:rFonts w:ascii="Georgia" w:hAnsi="Georgia"/>
+          <w:i/>
+          <w:color w:val="131B1E"/>
+          <w:sz w:val="21"/>
+        </w:rPr>
+        <w:t>operational</w:t>
+      </w:r>
+      <w:r>
+        <w:rPr>
+          <w:rFonts w:ascii="Georgia" w:hAnsi="Georgia"/>
+          <w:color w:val="131B1E"/>
+          <w:sz w:val="21"/>
+        </w:rPr>
+        <w:t xml:space="preserve"> rather than modelling gaps, and each needs the system to be running unattended before it means anything. They are scoped in </w:t>
       </w:r>
       <w:r>
         <w:rPr>
@@ -1593,15 +1610,15 @@
           <w:color w:val="0E5D6E"/>
           <w:sz w:val="19"/>
         </w:rPr>
-        <w:t>ASSESSMENT.md</w:t>
-      </w:r>
-      <w:r>
-        <w:rPr>
-          <w:rFonts w:ascii="Georgia" w:hAnsi="Georgia"/>
-          <w:color w:val="131B1E"/>
-          <w:sz w:val="21"/>
-        </w:rPr>
-        <w:t xml:space="preserve"> Tier 1 addresses.</w:t>
+        <w:t>ROADMAP.md</w:t>
+      </w:r>
+      <w:r>
+        <w:rPr>
+          <w:rFonts w:ascii="Georgia" w:hAnsi="Georgia"/>
+          <w:color w:val="131B1E"/>
+          <w:sz w:val="21"/>
+        </w:rPr>
+        <w:t>.</w:t>
       </w:r>
     </w:p>
     <w:p>
@@ -9612,7 +9629,24 @@
           <w:color w:val="131B1E"/>
           <w:sz w:val="21"/>
         </w:rPr>
-        <w:t xml:space="preserve"> is an assertion about behaviour; none is currently enforced. A refactor can silently reintroduce the degree-day ordering bug that made the migrated code non-functional.</w:t>
+        <w:t xml:space="preserve"> is an assertion about behaviour. Unenforced, a refactor can silently reintroduce the degree-day ordering bug that made the migrated code non-functional. The ML-specific twist is that the worst failure — leakage — makes the reported score </w:t>
+      </w:r>
+      <w:r>
+        <w:rPr>
+          <w:rFonts w:ascii="Georgia" w:hAnsi="Georgia"/>
+          <w:i/>
+          <w:color w:val="131B1E"/>
+          <w:sz w:val="21"/>
+        </w:rPr>
+        <w:t>better</w:t>
+      </w:r>
+      <w:r>
+        <w:rPr>
+          <w:rFonts w:ascii="Georgia" w:hAnsi="Georgia"/>
+          <w:color w:val="131B1E"/>
+          <w:sz w:val="21"/>
+        </w:rPr>
+        <w:t>, so it cannot be caught by watching metrics.</w:t>
       </w:r>
     </w:p>
     <w:p>
@@ -9634,7 +9668,7 @@
           <w:color w:val="131B1E"/>
           <w:sz w:val="21"/>
         </w:rPr>
-        <w:t xml:space="preserve"> 🔴 </w:t>
+        <w:t xml:space="preserve"> 🟢 </w:t>
       </w:r>
       <w:r>
         <w:rPr>
@@ -9643,15 +9677,15 @@
           <w:color w:val="131B1E"/>
           <w:sz w:val="21"/>
         </w:rPr>
-        <w:t>Absent.</w:t>
-      </w:r>
-      <w:r>
-        <w:rPr>
-          <w:rFonts w:ascii="Georgia" w:hAnsi="Georgia"/>
-          <w:color w:val="131B1E"/>
-          <w:sz w:val="21"/>
-        </w:rPr>
-        <w:t xml:space="preserve"> No </w:t>
+        <w:t>Built.</w:t>
+      </w:r>
+      <w:r>
+        <w:rPr>
+          <w:rFonts w:ascii="Georgia" w:hAnsi="Georgia"/>
+          <w:color w:val="131B1E"/>
+          <w:sz w:val="21"/>
+        </w:rPr>
+        <w:t xml:space="preserve"> </w:t>
       </w:r>
       <w:r>
         <w:rPr>
@@ -9667,7 +9701,7 @@
           <w:color w:val="131B1E"/>
           <w:sz w:val="21"/>
         </w:rPr>
-        <w:t xml:space="preserve">, no </w:t>
+        <w:t xml:space="preserve"> (53 tests, ~2 s) and two GitHub Actions workflows. Full low-level detail in </w:t>
       </w:r>
       <w:r>
         <w:rPr>
@@ -9675,60 +9709,15 @@
           <w:color w:val="0E5D6E"/>
           <w:sz w:val="19"/>
         </w:rPr>
-        <w:t>.github/</w:t>
-      </w:r>
-      <w:r>
-        <w:rPr>
-          <w:rFonts w:ascii="Georgia" w:hAnsi="Georgia"/>
-          <w:color w:val="131B1E"/>
-          <w:sz w:val="21"/>
-        </w:rPr>
-        <w:t>, no pre-commit.</w:t>
-      </w:r>
-    </w:p>
-    <w:p>
-      <w:pPr>
-        <w:spacing w:after="180" w:line="300" w:lineRule="auto"/>
-      </w:pPr>
-      <w:r>
-        <w:rPr>
-          <w:rFonts w:ascii="Georgia" w:hAnsi="Georgia"/>
-          <w:b/>
-          <w:color w:val="131B1E"/>
-          <w:sz w:val="21"/>
-        </w:rPr>
-        <w:t>On AWS / future.</w:t>
-      </w:r>
-      <w:r>
-        <w:rPr>
-          <w:rFonts w:ascii="Georgia" w:hAnsi="Georgia"/>
-          <w:color w:val="131B1E"/>
-          <w:sz w:val="21"/>
-        </w:rPr>
-        <w:t xml:space="preserve"> Three tests earn their keep immediately:</w:t>
-      </w:r>
-    </w:p>
-    <w:p>
-      <w:pPr>
-        <w:pStyle w:val="ListNumber"/>
-        <w:spacing w:after="100" w:line="288" w:lineRule="auto"/>
-      </w:pPr>
-      <w:r>
-        <w:rPr>
-          <w:rFonts w:ascii="Georgia" w:hAnsi="Georgia"/>
-          <w:b/>
-          <w:color w:val="131B1E"/>
-          <w:sz w:val="21"/>
-        </w:rPr>
-        <w:t>Stage ordering</w:t>
-      </w:r>
-      <w:r>
-        <w:rPr>
-          <w:rFonts w:ascii="Georgia" w:hAnsi="Georgia"/>
-          <w:color w:val="131B1E"/>
-          <w:sz w:val="21"/>
-        </w:rPr>
-        <w:t xml:space="preserve"> — degree days cannot be built before national temperature. </w:t>
+        <w:t>INTERNALS.md</w:t>
+      </w:r>
+      <w:r>
+        <w:rPr>
+          <w:rFonts w:ascii="Georgia" w:hAnsi="Georgia"/>
+          <w:color w:val="131B1E"/>
+          <w:sz w:val="21"/>
+        </w:rPr>
+        <w:t xml:space="preserve"> §13; the reasoning and the bugs it found in </w:t>
       </w:r>
       <w:r>
         <w:rPr>
@@ -9736,15 +9725,343 @@
           <w:color w:val="0E5D6E"/>
           <w:sz w:val="19"/>
         </w:rPr>
-        <w:t>engineer_degree_days</w:t>
-      </w:r>
-      <w:r>
-        <w:rPr>
-          <w:rFonts w:ascii="Georgia" w:hAnsi="Georgia"/>
-          <w:color w:val="131B1E"/>
-          <w:sz w:val="21"/>
-        </w:rPr>
-        <w:t xml:space="preserve"> must raise when </w:t>
+        <w:t>CI.md</w:t>
+      </w:r>
+      <w:r>
+        <w:rPr>
+          <w:rFonts w:ascii="Georgia" w:hAnsi="Georgia"/>
+          <w:color w:val="131B1E"/>
+          <w:sz w:val="21"/>
+        </w:rPr>
+        <w:t>.</w:t>
+      </w:r>
+    </w:p>
+    <w:p>
+      <w:pPr>
+        <w:spacing w:after="180" w:line="300" w:lineRule="auto"/>
+      </w:pPr>
+      <w:r>
+        <w:rPr>
+          <w:rFonts w:ascii="Georgia" w:hAnsi="Georgia"/>
+          <w:color w:val="131B1E"/>
+          <w:sz w:val="21"/>
+        </w:rPr>
+        <w:t>The three tests this document previously listed as "earning their keep immediately" all exist now:</w:t>
+      </w:r>
+    </w:p>
+    <w:tbl>
+      <w:tblPr>
+        <w:tblStyle w:val="TableGrid"/>
+        <w:tblW w:type="auto" w:w="0"/>
+        <w:jc w:val="left"/>
+        <w:tblLayout w:type="autofit"/>
+        <w:tblLook w:firstColumn="1" w:firstRow="1" w:lastColumn="0" w:lastRow="0" w:noHBand="0" w:noVBand="1" w:val="04A0"/>
+      </w:tblPr>
+      <w:tblGrid>
+        <w:gridCol w:w="4680"/>
+        <w:gridCol w:w="4680"/>
+      </w:tblGrid>
+      <w:tr>
+        <w:tc>
+          <w:tcPr>
+            <w:tcW w:type="dxa" w:w="4680"/>
+            <w:shd w:val="clear" w:color="auto" w:fill="E7ECEC"/>
+          </w:tcPr>
+          <w:p>
+            <w:pPr>
+              <w:spacing w:after="40"/>
+            </w:pPr>
+            <w:r>
+              <w:rPr>
+                <w:rFonts w:ascii="Segoe UI" w:hAnsi="Segoe UI"/>
+                <w:b/>
+                <w:color w:val="566A6E"/>
+                <w:sz w:val="17"/>
+              </w:rPr>
+              <w:t>Was proposed</w:t>
+            </w:r>
+          </w:p>
+        </w:tc>
+        <w:tc>
+          <w:tcPr>
+            <w:tcW w:type="dxa" w:w="4680"/>
+            <w:shd w:val="clear" w:color="auto" w:fill="E7ECEC"/>
+          </w:tcPr>
+          <w:p>
+            <w:pPr>
+              <w:spacing w:after="40"/>
+            </w:pPr>
+            <w:r>
+              <w:rPr>
+                <w:rFonts w:ascii="Segoe UI" w:hAnsi="Segoe UI"/>
+                <w:b/>
+                <w:color w:val="566A6E"/>
+                <w:sz w:val="17"/>
+              </w:rPr>
+              <w:t>Now</w:t>
+            </w:r>
+          </w:p>
+        </w:tc>
+      </w:tr>
+      <w:tr>
+        <w:tc>
+          <w:tcPr>
+            <w:tcW w:type="dxa" w:w="4680"/>
+          </w:tcPr>
+          <w:p>
+            <w:pPr>
+              <w:spacing w:after="40" w:line="264" w:lineRule="auto"/>
+            </w:pPr>
+            <w:r>
+              <w:rPr>
+                <w:rFonts w:ascii="Georgia" w:hAnsi="Georgia"/>
+                <w:color w:val="131B1E"/>
+                <w:sz w:val="18"/>
+              </w:rPr>
+              <w:t>Stage ordering — degree days cannot precede national temperature</w:t>
+            </w:r>
+          </w:p>
+        </w:tc>
+        <w:tc>
+          <w:tcPr>
+            <w:tcW w:type="dxa" w:w="4680"/>
+          </w:tcPr>
+          <w:p>
+            <w:pPr>
+              <w:spacing w:after="40" w:line="264" w:lineRule="auto"/>
+            </w:pPr>
+            <w:r>
+              <w:rPr>
+                <w:rFonts w:ascii="Consolas" w:hAnsi="Consolas"/>
+                <w:color w:val="0E5D6E"/>
+                <w:sz w:val="16"/>
+              </w:rPr>
+              <w:t>test_stage_ordering.py</w:t>
+            </w:r>
+            <w:r>
+              <w:rPr>
+                <w:rFonts w:ascii="Georgia" w:hAnsi="Georgia"/>
+                <w:color w:val="131B1E"/>
+                <w:sz w:val="18"/>
+              </w:rPr>
+              <w:t>, 5 tests, including the dead-zone property</w:t>
+            </w:r>
+          </w:p>
+        </w:tc>
+      </w:tr>
+      <w:tr>
+        <w:tc>
+          <w:tcPr>
+            <w:tcW w:type="dxa" w:w="4680"/>
+          </w:tcPr>
+          <w:p>
+            <w:pPr>
+              <w:spacing w:after="40" w:line="264" w:lineRule="auto"/>
+            </w:pPr>
+            <w:r>
+              <w:rPr>
+                <w:rFonts w:ascii="Georgia" w:hAnsi="Georgia"/>
+                <w:color w:val="131B1E"/>
+                <w:sz w:val="18"/>
+              </w:rPr>
+              <w:t xml:space="preserve">Horizon guards — before </w:t>
+            </w:r>
+            <w:r>
+              <w:rPr>
+                <w:rFonts w:ascii="Consolas" w:hAnsi="Consolas"/>
+                <w:color w:val="0E5D6E"/>
+                <w:sz w:val="16"/>
+              </w:rPr>
+              <w:t>train_end + 1</w:t>
+            </w:r>
+            <w:r>
+              <w:rPr>
+                <w:rFonts w:ascii="Georgia" w:hAnsi="Georgia"/>
+                <w:color w:val="131B1E"/>
+                <w:sz w:val="18"/>
+              </w:rPr>
+              <w:t xml:space="preserve"> or beyond </w:t>
+            </w:r>
+            <w:r>
+              <w:rPr>
+                <w:rFonts w:ascii="Consolas" w:hAnsi="Consolas"/>
+                <w:color w:val="0E5D6E"/>
+                <w:sz w:val="16"/>
+              </w:rPr>
+              <w:t>max_horizon_days</w:t>
+            </w:r>
+            <w:r>
+              <w:rPr>
+                <w:rFonts w:ascii="Georgia" w:hAnsi="Georgia"/>
+                <w:color w:val="131B1E"/>
+                <w:sz w:val="18"/>
+              </w:rPr>
+              <w:t xml:space="preserve"> must raise</w:t>
+            </w:r>
+          </w:p>
+        </w:tc>
+        <w:tc>
+          <w:tcPr>
+            <w:tcW w:type="dxa" w:w="4680"/>
+          </w:tcPr>
+          <w:p>
+            <w:pPr>
+              <w:spacing w:after="40" w:line="264" w:lineRule="auto"/>
+            </w:pPr>
+            <w:r>
+              <w:rPr>
+                <w:rFonts w:ascii="Consolas" w:hAnsi="Consolas"/>
+                <w:color w:val="0E5D6E"/>
+                <w:sz w:val="16"/>
+              </w:rPr>
+              <w:t>test_horizon_guards.py</w:t>
+            </w:r>
+            <w:r>
+              <w:rPr>
+                <w:rFonts w:ascii="Georgia" w:hAnsi="Georgia"/>
+                <w:color w:val="131B1E"/>
+                <w:sz w:val="18"/>
+              </w:rPr>
+              <w:t xml:space="preserve">, 7 tests, including the </w:t>
+            </w:r>
+            <w:r>
+              <w:rPr>
+                <w:rFonts w:ascii="Consolas" w:hAnsi="Consolas"/>
+                <w:color w:val="0E5D6E"/>
+                <w:sz w:val="16"/>
+              </w:rPr>
+              <w:t>train_end</w:t>
+            </w:r>
+            <w:r>
+              <w:rPr>
+                <w:rFonts w:ascii="Georgia" w:hAnsi="Georgia"/>
+                <w:color w:val="131B1E"/>
+                <w:sz w:val="18"/>
+              </w:rPr>
+              <w:t xml:space="preserve"> off-by-one</w:t>
+            </w:r>
+          </w:p>
+        </w:tc>
+      </w:tr>
+      <w:tr>
+        <w:tc>
+          <w:tcPr>
+            <w:tcW w:type="dxa" w:w="4680"/>
+          </w:tcPr>
+          <w:p>
+            <w:pPr>
+              <w:spacing w:after="40" w:line="264" w:lineRule="auto"/>
+            </w:pPr>
+            <w:r>
+              <w:rPr>
+                <w:rFonts w:ascii="Georgia" w:hAnsi="Georgia"/>
+                <w:color w:val="131B1E"/>
+                <w:sz w:val="18"/>
+              </w:rPr>
+              <w:t xml:space="preserve">A leakage assertion — no feature may depend on data after its fold's </w:t>
+            </w:r>
+            <w:r>
+              <w:rPr>
+                <w:rFonts w:ascii="Consolas" w:hAnsi="Consolas"/>
+                <w:color w:val="0E5D6E"/>
+                <w:sz w:val="16"/>
+              </w:rPr>
+              <w:t>train_end</w:t>
+            </w:r>
+          </w:p>
+        </w:tc>
+        <w:tc>
+          <w:tcPr>
+            <w:tcW w:type="dxa" w:w="4680"/>
+          </w:tcPr>
+          <w:p>
+            <w:pPr>
+              <w:spacing w:after="40" w:line="264" w:lineRule="auto"/>
+            </w:pPr>
+            <w:r>
+              <w:rPr>
+                <w:rFonts w:ascii="Consolas" w:hAnsi="Consolas"/>
+                <w:color w:val="0E5D6E"/>
+                <w:sz w:val="16"/>
+              </w:rPr>
+              <w:t>test_fold_leakage.py</w:t>
+            </w:r>
+            <w:r>
+              <w:rPr>
+                <w:rFonts w:ascii="Georgia" w:hAnsi="Georgia"/>
+                <w:color w:val="131B1E"/>
+                <w:sz w:val="18"/>
+              </w:rPr>
+              <w:t xml:space="preserve">, 7 tests, against the </w:t>
+            </w:r>
+            <w:r>
+              <w:rPr>
+                <w:rFonts w:ascii="Georgia" w:hAnsi="Georgia"/>
+                <w:b/>
+                <w:color w:val="131B1E"/>
+                <w:sz w:val="18"/>
+              </w:rPr>
+              <w:t>real</w:t>
+            </w:r>
+            <w:r>
+              <w:rPr>
+                <w:rFonts w:ascii="Georgia" w:hAnsi="Georgia"/>
+                <w:color w:val="131B1E"/>
+                <w:sz w:val="18"/>
+              </w:rPr>
+              <w:t xml:space="preserve"> </w:t>
+            </w:r>
+            <w:r>
+              <w:rPr>
+                <w:rFonts w:ascii="Consolas" w:hAnsi="Consolas"/>
+                <w:color w:val="0E5D6E"/>
+                <w:sz w:val="16"/>
+              </w:rPr>
+              <w:t>prepare_folds</w:t>
+            </w:r>
+          </w:p>
+        </w:tc>
+      </w:tr>
+    </w:tbl>
+    <w:p>
+      <w:pPr>
+        <w:spacing w:after="120"/>
+      </w:pPr>
+    </w:p>
+    <w:p>
+      <w:pPr>
+        <w:spacing w:after="180" w:line="300" w:lineRule="auto"/>
+      </w:pPr>
+      <w:r>
+        <w:rPr>
+          <w:rFonts w:ascii="Georgia" w:hAnsi="Georgia"/>
+          <w:color w:val="131B1E"/>
+          <w:sz w:val="21"/>
+        </w:rPr>
+        <w:t>Two further areas turned out to matter as much:</w:t>
+      </w:r>
+    </w:p>
+    <w:p>
+      <w:pPr>
+        <w:pStyle w:val="ListBullet"/>
+        <w:spacing w:after="100" w:line="288" w:lineRule="auto"/>
+      </w:pPr>
+      <w:r>
+        <w:rPr>
+          <w:rFonts w:ascii="Georgia" w:hAnsi="Georgia"/>
+          <w:b/>
+          <w:color w:val="131B1E"/>
+          <w:sz w:val="21"/>
+        </w:rPr>
+        <w:t>Request unit validation</w:t>
+      </w:r>
+      <w:r>
+        <w:rPr>
+          <w:rFonts w:ascii="Georgia" w:hAnsi="Georgia"/>
+          <w:color w:val="131B1E"/>
+          <w:sz w:val="21"/>
+        </w:rPr>
+        <w:t xml:space="preserve"> (</w:t>
       </w:r>
       <w:r>
         <w:rPr>
@@ -9752,38 +10069,15 @@
           <w:color w:val="0E5D6E"/>
           <w:sz w:val="19"/>
         </w:rPr>
-        <w:t>T_lisse</w:t>
-      </w:r>
-      <w:r>
-        <w:rPr>
-          <w:rFonts w:ascii="Georgia" w:hAnsi="Georgia"/>
-          <w:color w:val="131B1E"/>
-          <w:sz w:val="21"/>
-        </w:rPr>
-        <w:t xml:space="preserve"> is absent.</w:t>
-      </w:r>
-    </w:p>
-    <w:p>
-      <w:pPr>
-        <w:pStyle w:val="ListNumber"/>
-        <w:spacing w:after="100" w:line="288" w:lineRule="auto"/>
-      </w:pPr>
-      <w:r>
-        <w:rPr>
-          <w:rFonts w:ascii="Georgia" w:hAnsi="Georgia"/>
-          <w:b/>
-          <w:color w:val="131B1E"/>
-          <w:sz w:val="21"/>
-        </w:rPr>
-        <w:t>Horizon guards</w:t>
-      </w:r>
-      <w:r>
-        <w:rPr>
-          <w:rFonts w:ascii="Georgia" w:hAnsi="Georgia"/>
-          <w:color w:val="131B1E"/>
-          <w:sz w:val="21"/>
-        </w:rPr>
-        <w:t xml:space="preserve"> — a request before </w:t>
+        <w:t>test_api_schemas.py</w:t>
+      </w:r>
+      <w:r>
+        <w:rPr>
+          <w:rFonts w:ascii="Georgia" w:hAnsi="Georgia"/>
+          <w:color w:val="131B1E"/>
+          <w:sz w:val="21"/>
+        </w:rPr>
+        <w:t xml:space="preserve">). The realistic failure is not a missing field but 29 GW submitted as </w:t>
       </w:r>
       <w:r>
         <w:rPr>
@@ -9791,15 +10085,38 @@
           <w:color w:val="0E5D6E"/>
           <w:sz w:val="19"/>
         </w:rPr>
-        <w:t>train_end + 1</w:t>
-      </w:r>
-      <w:r>
-        <w:rPr>
-          <w:rFonts w:ascii="Georgia" w:hAnsi="Georgia"/>
-          <w:color w:val="131B1E"/>
-          <w:sz w:val="21"/>
-        </w:rPr>
-        <w:t xml:space="preserve"> or beyond </w:t>
+        <w:t>29</w:t>
+      </w:r>
+      <w:r>
+        <w:rPr>
+          <w:rFonts w:ascii="Georgia" w:hAnsi="Georgia"/>
+          <w:color w:val="131B1E"/>
+          <w:sz w:val="21"/>
+        </w:rPr>
+        <w:t xml:space="preserve"> — which passes every null and type check, then drives residual demand deeply negative.</w:t>
+      </w:r>
+    </w:p>
+    <w:p>
+      <w:pPr>
+        <w:pStyle w:val="ListBullet"/>
+        <w:spacing w:after="100" w:line="288" w:lineRule="auto"/>
+      </w:pPr>
+      <w:r>
+        <w:rPr>
+          <w:rFonts w:ascii="Georgia" w:hAnsi="Georgia"/>
+          <w:b/>
+          <w:color w:val="131B1E"/>
+          <w:sz w:val="21"/>
+        </w:rPr>
+        <w:t>Graceful degradation</w:t>
+      </w:r>
+      <w:r>
+        <w:rPr>
+          <w:rFonts w:ascii="Georgia" w:hAnsi="Georgia"/>
+          <w:color w:val="131B1E"/>
+          <w:sz w:val="21"/>
+        </w:rPr>
+        <w:t xml:space="preserve"> (</w:t>
       </w:r>
       <w:r>
         <w:rPr>
@@ -9807,38 +10124,15 @@
           <w:color w:val="0E5D6E"/>
           <w:sz w:val="19"/>
         </w:rPr>
-        <w:t>max_horizon_days</w:t>
-      </w:r>
-      <w:r>
-        <w:rPr>
-          <w:rFonts w:ascii="Georgia" w:hAnsi="Georgia"/>
-          <w:color w:val="131B1E"/>
-          <w:sz w:val="21"/>
-        </w:rPr>
-        <w:t xml:space="preserve"> must raise.</w:t>
-      </w:r>
-    </w:p>
-    <w:p>
-      <w:pPr>
-        <w:pStyle w:val="ListNumber"/>
-        <w:spacing w:after="100" w:line="288" w:lineRule="auto"/>
-      </w:pPr>
-      <w:r>
-        <w:rPr>
-          <w:rFonts w:ascii="Georgia" w:hAnsi="Georgia"/>
-          <w:b/>
-          <w:color w:val="131B1E"/>
-          <w:sz w:val="21"/>
-        </w:rPr>
-        <w:t>A leakage assertion</w:t>
-      </w:r>
-      <w:r>
-        <w:rPr>
-          <w:rFonts w:ascii="Georgia" w:hAnsi="Georgia"/>
-          <w:color w:val="131B1E"/>
-          <w:sz w:val="21"/>
-        </w:rPr>
-        <w:t xml:space="preserve"> — for every fold, no feature value may depend on data after that fold's </w:t>
+        <w:t>test_api_degraded.py</w:t>
+      </w:r>
+      <w:r>
+        <w:rPr>
+          <w:rFonts w:ascii="Georgia" w:hAnsi="Georgia"/>
+          <w:color w:val="131B1E"/>
+          <w:sz w:val="21"/>
+        </w:rPr>
+        <w:t xml:space="preserve">). With no model, </w:t>
       </w:r>
       <w:r>
         <w:rPr>
@@ -9846,15 +10140,15 @@
           <w:color w:val="0E5D6E"/>
           <w:sz w:val="19"/>
         </w:rPr>
-        <w:t>train_end</w:t>
-      </w:r>
-      <w:r>
-        <w:rPr>
-          <w:rFonts w:ascii="Georgia" w:hAnsi="Georgia"/>
-          <w:color w:val="131B1E"/>
-          <w:sz w:val="21"/>
-        </w:rPr>
-        <w:t>. This test is itself interview material.</w:t>
+        <w:t>/health</w:t>
+      </w:r>
+      <w:r>
+        <w:rPr>
+          <w:rFonts w:ascii="Georgia" w:hAnsi="Georgia"/>
+          <w:color w:val="131B1E"/>
+          <w:sz w:val="21"/>
+        </w:rPr>
+        <w:t xml:space="preserve"> must return 503 rather than a bare 200, while a malformed payload must still get 422, because the client needs to know its request is wrong regardless of server state.</w:t>
       </w:r>
     </w:p>
     <w:p>
@@ -9864,33 +10158,36 @@
       <w:r>
         <w:rPr>
           <w:rFonts w:ascii="Georgia" w:hAnsi="Georgia"/>
-          <w:color w:val="131B1E"/>
-          <w:sz w:val="21"/>
-        </w:rPr>
-        <w:t>Then:</w:t>
-      </w:r>
-    </w:p>
-    <w:p>
-      <w:pPr>
-        <w:pStyle w:val="ListBullet"/>
-        <w:spacing w:after="100" w:line="288" w:lineRule="auto"/>
-      </w:pPr>
-      <w:r>
-        <w:rPr>
-          <w:rFonts w:ascii="Georgia" w:hAnsi="Georgia"/>
           <w:b/>
           <w:color w:val="131B1E"/>
           <w:sz w:val="21"/>
         </w:rPr>
-        <w:t>GitHub Actions</w:t>
-      </w:r>
-      <w:r>
-        <w:rPr>
-          <w:rFonts w:ascii="Georgia" w:hAnsi="Georgia"/>
-          <w:color w:val="131B1E"/>
-          <w:sz w:val="21"/>
-        </w:rPr>
-        <w:t>: lint (</w:t>
+        <w:t>The CI pipeline</w:t>
+      </w:r>
+      <w:r>
+        <w:rPr>
+          <w:rFonts w:ascii="Georgia" w:hAnsi="Georgia"/>
+          <w:color w:val="131B1E"/>
+          <w:sz w:val="21"/>
+        </w:rPr>
+        <w:t xml:space="preserve"> runs three jobs: a secret scan, the suite against </w:t>
+      </w:r>
+      <w:r>
+        <w:rPr>
+          <w:rFonts w:ascii="Georgia" w:hAnsi="Georgia"/>
+          <w:b/>
+          <w:color w:val="131B1E"/>
+          <w:sz w:val="21"/>
+        </w:rPr>
+        <w:t>two dependency sets</w:t>
+      </w:r>
+      <w:r>
+        <w:rPr>
+          <w:rFonts w:ascii="Georgia" w:hAnsi="Georgia"/>
+          <w:color w:val="131B1E"/>
+          <w:sz w:val="21"/>
+        </w:rPr>
+        <w:t xml:space="preserve">, and an image build plus container smoke test. The two-dependency-set design is the ML-specific part worth naming — the slim serving environment exists to keep the inference surface small, and without a job that runs against exactly that set, the claim decays silently. It had already decayed: </w:t>
       </w:r>
       <w:r>
         <w:rPr>
@@ -9898,15 +10195,15 @@
           <w:color w:val="0E5D6E"/>
           <w:sz w:val="19"/>
         </w:rPr>
-        <w:t>ruff</w:t>
-      </w:r>
-      <w:r>
-        <w:rPr>
-          <w:rFonts w:ascii="Georgia" w:hAnsi="Georgia"/>
-          <w:color w:val="131B1E"/>
-          <w:sz w:val="21"/>
-        </w:rPr>
-        <w:t>), type-check (</w:t>
+        <w:t>registry.py</w:t>
+      </w:r>
+      <w:r>
+        <w:rPr>
+          <w:rFonts w:ascii="Georgia" w:hAnsi="Georgia"/>
+          <w:color w:val="131B1E"/>
+          <w:sz w:val="21"/>
+        </w:rPr>
+        <w:t xml:space="preserve"> imported </w:t>
       </w:r>
       <w:r>
         <w:rPr>
@@ -9914,15 +10211,15 @@
           <w:color w:val="0E5D6E"/>
           <w:sz w:val="19"/>
         </w:rPr>
-        <w:t>mypy</w:t>
-      </w:r>
-      <w:r>
-        <w:rPr>
-          <w:rFonts w:ascii="Georgia" w:hAnsi="Georgia"/>
-          <w:color w:val="131B1E"/>
-          <w:sz w:val="21"/>
-        </w:rPr>
-        <w:t xml:space="preserve">), unit tests, and a smoke-test pipeline run with </w:t>
+        <w:t>optuna</w:t>
+      </w:r>
+      <w:r>
+        <w:rPr>
+          <w:rFonts w:ascii="Georgia" w:hAnsi="Georgia"/>
+          <w:color w:val="131B1E"/>
+          <w:sz w:val="21"/>
+        </w:rPr>
+        <w:t xml:space="preserve"> at module scope, so a </w:t>
       </w:r>
       <w:r>
         <w:rPr>
@@ -9930,21 +10227,20 @@
           <w:color w:val="0E5D6E"/>
           <w:sz w:val="19"/>
         </w:rPr>
-        <w:t>--skip-tuning --skip-shap --no-register</w:t>
-      </w:r>
-      <w:r>
-        <w:rPr>
-          <w:rFonts w:ascii="Georgia" w:hAnsi="Georgia"/>
-          <w:color w:val="131B1E"/>
-          <w:sz w:val="21"/>
-        </w:rPr>
-        <w:t xml:space="preserve"> on a data sample.</w:t>
+        <w:t>Baseline_Seasonal</w:t>
+      </w:r>
+      <w:r>
+        <w:rPr>
+          <w:rFonts w:ascii="Georgia" w:hAnsi="Georgia"/>
+          <w:color w:val="131B1E"/>
+          <w:sz w:val="21"/>
+        </w:rPr>
+        <w:t xml:space="preserve"> champion could not have been loaded by the serving image at all.</w:t>
       </w:r>
     </w:p>
     <w:p>
       <w:pPr>
-        <w:pStyle w:val="ListBullet"/>
-        <w:spacing w:after="100" w:line="288" w:lineRule="auto"/>
+        <w:spacing w:after="180" w:line="300" w:lineRule="auto"/>
       </w:pPr>
       <w:r>
         <w:rPr>
@@ -9953,21 +10249,375 @@
           <w:color w:val="131B1E"/>
           <w:sz w:val="21"/>
         </w:rPr>
-        <w:t>Build and push images to ECR</w:t>
-      </w:r>
-      <w:r>
-        <w:rPr>
-          <w:rFonts w:ascii="Georgia" w:hAnsi="Georgia"/>
-          <w:color w:val="131B1E"/>
-          <w:sz w:val="21"/>
-        </w:rPr>
-        <w:t xml:space="preserve"> on merge to main.</w:t>
-      </w:r>
+        <w:t>What is deliberately NOT in CI.</w:t>
+      </w:r>
+      <w:r>
+        <w:rPr>
+          <w:rFonts w:ascii="Georgia" w:hAnsi="Georgia"/>
+          <w:color w:val="131B1E"/>
+          <w:sz w:val="21"/>
+        </w:rPr>
+        <w:t xml:space="preserve"> Stated plainly, because an untested area you know about differs from one you do not:</w:t>
+      </w:r>
+    </w:p>
+    <w:tbl>
+      <w:tblPr>
+        <w:tblStyle w:val="TableGrid"/>
+        <w:tblW w:type="auto" w:w="0"/>
+        <w:jc w:val="left"/>
+        <w:tblLayout w:type="autofit"/>
+        <w:tblLook w:firstColumn="1" w:firstRow="1" w:lastColumn="0" w:lastRow="0" w:noHBand="0" w:noVBand="1" w:val="04A0"/>
+      </w:tblPr>
+      <w:tblGrid>
+        <w:gridCol w:w="4680"/>
+        <w:gridCol w:w="4680"/>
+      </w:tblGrid>
+      <w:tr>
+        <w:tc>
+          <w:tcPr>
+            <w:tcW w:type="dxa" w:w="4680"/>
+            <w:shd w:val="clear" w:color="auto" w:fill="E7ECEC"/>
+          </w:tcPr>
+          <w:p>
+            <w:pPr>
+              <w:spacing w:after="40"/>
+            </w:pPr>
+            <w:r>
+              <w:rPr>
+                <w:rFonts w:ascii="Segoe UI" w:hAnsi="Segoe UI"/>
+                <w:b/>
+                <w:color w:val="566A6E"/>
+                <w:sz w:val="17"/>
+              </w:rPr>
+              <w:t>Not in CI</w:t>
+            </w:r>
+          </w:p>
+        </w:tc>
+        <w:tc>
+          <w:tcPr>
+            <w:tcW w:type="dxa" w:w="4680"/>
+            <w:shd w:val="clear" w:color="auto" w:fill="E7ECEC"/>
+          </w:tcPr>
+          <w:p>
+            <w:pPr>
+              <w:spacing w:after="40"/>
+            </w:pPr>
+            <w:r>
+              <w:rPr>
+                <w:rFonts w:ascii="Segoe UI" w:hAnsi="Segoe UI"/>
+                <w:b/>
+                <w:color w:val="566A6E"/>
+                <w:sz w:val="17"/>
+              </w:rPr>
+              <w:t>Why</w:t>
+            </w:r>
+          </w:p>
+        </w:tc>
+      </w:tr>
+      <w:tr>
+        <w:tc>
+          <w:tcPr>
+            <w:tcW w:type="dxa" w:w="4680"/>
+          </w:tcPr>
+          <w:p>
+            <w:pPr>
+              <w:spacing w:after="40" w:line="264" w:lineRule="auto"/>
+            </w:pPr>
+            <w:r>
+              <w:rPr>
+                <w:rFonts w:ascii="Georgia" w:hAnsi="Georgia"/>
+                <w:color w:val="131B1E"/>
+                <w:sz w:val="18"/>
+              </w:rPr>
+              <w:t>Model accuracy thresholds</w:t>
+            </w:r>
+          </w:p>
+        </w:tc>
+        <w:tc>
+          <w:tcPr>
+            <w:tcW w:type="dxa" w:w="4680"/>
+          </w:tcPr>
+          <w:p>
+            <w:pPr>
+              <w:spacing w:after="40" w:line="264" w:lineRule="auto"/>
+            </w:pPr>
+            <w:r>
+              <w:rPr>
+                <w:rFonts w:ascii="Georgia" w:hAnsi="Georgia"/>
+                <w:color w:val="131B1E"/>
+                <w:sz w:val="18"/>
+              </w:rPr>
+              <w:t>Pins a result, not a contract; fails for reasons that are not bugs; and would pass a leaking pipeline</w:t>
+            </w:r>
+          </w:p>
+        </w:tc>
+      </w:tr>
+      <w:tr>
+        <w:tc>
+          <w:tcPr>
+            <w:tcW w:type="dxa" w:w="4680"/>
+          </w:tcPr>
+          <w:p>
+            <w:pPr>
+              <w:spacing w:after="40" w:line="264" w:lineRule="auto"/>
+            </w:pPr>
+            <w:r>
+              <w:rPr>
+                <w:rFonts w:ascii="Georgia" w:hAnsi="Georgia"/>
+                <w:color w:val="131B1E"/>
+                <w:sz w:val="18"/>
+              </w:rPr>
+              <w:t>A training-pipeline run</w:t>
+            </w:r>
+          </w:p>
+        </w:tc>
+        <w:tc>
+          <w:tcPr>
+            <w:tcW w:type="dxa" w:w="4680"/>
+          </w:tcPr>
+          <w:p>
+            <w:pPr>
+              <w:spacing w:after="40" w:line="264" w:lineRule="auto"/>
+            </w:pPr>
+            <w:r>
+              <w:rPr>
+                <w:rFonts w:ascii="Georgia" w:hAnsi="Georgia"/>
+                <w:color w:val="131B1E"/>
+                <w:sz w:val="18"/>
+              </w:rPr>
+              <w:t>Minutes of compute and it needs the real CSVs</w:t>
+            </w:r>
+          </w:p>
+        </w:tc>
+      </w:tr>
+      <w:tr>
+        <w:tc>
+          <w:tcPr>
+            <w:tcW w:type="dxa" w:w="4680"/>
+          </w:tcPr>
+          <w:p>
+            <w:pPr>
+              <w:spacing w:after="40" w:line="264" w:lineRule="auto"/>
+            </w:pPr>
+            <w:r>
+              <w:rPr>
+                <w:rFonts w:ascii="Georgia" w:hAnsi="Georgia"/>
+                <w:color w:val="131B1E"/>
+                <w:sz w:val="18"/>
+              </w:rPr>
+              <w:t>S3 read/write</w:t>
+            </w:r>
+          </w:p>
+        </w:tc>
+        <w:tc>
+          <w:tcPr>
+            <w:tcW w:type="dxa" w:w="4680"/>
+          </w:tcPr>
+          <w:p>
+            <w:pPr>
+              <w:spacing w:after="40" w:line="264" w:lineRule="auto"/>
+            </w:pPr>
+            <w:r>
+              <w:rPr>
+                <w:rFonts w:ascii="Georgia" w:hAnsi="Georgia"/>
+                <w:color w:val="131B1E"/>
+                <w:sz w:val="18"/>
+              </w:rPr>
+              <w:t xml:space="preserve">No credentials in CI by design; </w:t>
+            </w:r>
+            <w:r>
+              <w:rPr>
+                <w:rFonts w:ascii="Consolas" w:hAnsi="Consolas"/>
+                <w:color w:val="0E5D6E"/>
+                <w:sz w:val="16"/>
+              </w:rPr>
+              <w:t>S3Store</w:t>
+            </w:r>
+            <w:r>
+              <w:rPr>
+                <w:rFonts w:ascii="Georgia" w:hAnsi="Georgia"/>
+                <w:color w:val="131B1E"/>
+                <w:sz w:val="18"/>
+              </w:rPr>
+              <w:t xml:space="preserve"> is gated on </w:t>
+            </w:r>
+            <w:r>
+              <w:rPr>
+                <w:rFonts w:ascii="Consolas" w:hAnsi="Consolas"/>
+                <w:color w:val="0E5D6E"/>
+                <w:sz w:val="16"/>
+              </w:rPr>
+              <w:t>ENV</w:t>
+            </w:r>
+            <w:r>
+              <w:rPr>
+                <w:rFonts w:ascii="Georgia" w:hAnsi="Georgia"/>
+                <w:color w:val="131B1E"/>
+                <w:sz w:val="18"/>
+              </w:rPr>
+              <w:t xml:space="preserve"> </w:t>
+            </w:r>
+            <w:r>
+              <w:rPr>
+                <w:rFonts w:ascii="Georgia" w:hAnsi="Georgia"/>
+                <w:b/>
+                <w:color w:val="131B1E"/>
+                <w:sz w:val="18"/>
+              </w:rPr>
+              <w:t>and</w:t>
+            </w:r>
+            <w:r>
+              <w:rPr>
+                <w:rFonts w:ascii="Georgia" w:hAnsi="Georgia"/>
+                <w:color w:val="131B1E"/>
+                <w:sz w:val="18"/>
+              </w:rPr>
+              <w:t xml:space="preserve"> a bucket, so it is inert</w:t>
+            </w:r>
+          </w:p>
+        </w:tc>
+      </w:tr>
+      <w:tr>
+        <w:tc>
+          <w:tcPr>
+            <w:tcW w:type="dxa" w:w="4680"/>
+          </w:tcPr>
+          <w:p>
+            <w:pPr>
+              <w:spacing w:after="40" w:line="264" w:lineRule="auto"/>
+            </w:pPr>
+            <w:r>
+              <w:rPr>
+                <w:rFonts w:ascii="Georgia" w:hAnsi="Georgia"/>
+                <w:color w:val="131B1E"/>
+                <w:sz w:val="18"/>
+              </w:rPr>
+              <w:t>Rendered Streamlit output</w:t>
+            </w:r>
+          </w:p>
+        </w:tc>
+        <w:tc>
+          <w:tcPr>
+            <w:tcW w:type="dxa" w:w="4680"/>
+          </w:tcPr>
+          <w:p>
+            <w:pPr>
+              <w:spacing w:after="40" w:line="264" w:lineRule="auto"/>
+            </w:pPr>
+            <w:r>
+              <w:rPr>
+                <w:rFonts w:ascii="Consolas" w:hAnsi="Consolas"/>
+                <w:color w:val="0E5D6E"/>
+                <w:sz w:val="16"/>
+              </w:rPr>
+              <w:t>AppTest</w:t>
+            </w:r>
+            <w:r>
+              <w:rPr>
+                <w:rFonts w:ascii="Georgia" w:hAnsi="Georgia"/>
+                <w:color w:val="131B1E"/>
+                <w:sz w:val="18"/>
+              </w:rPr>
+              <w:t xml:space="preserve"> could cover it; today CI builds the </w:t>
+            </w:r>
+            <w:r>
+              <w:rPr>
+                <w:rFonts w:ascii="Consolas" w:hAnsi="Consolas"/>
+                <w:color w:val="0E5D6E"/>
+                <w:sz w:val="16"/>
+              </w:rPr>
+              <w:t>:ui</w:t>
+            </w:r>
+            <w:r>
+              <w:rPr>
+                <w:rFonts w:ascii="Georgia" w:hAnsi="Georgia"/>
+                <w:color w:val="131B1E"/>
+                <w:sz w:val="18"/>
+              </w:rPr>
+              <w:t xml:space="preserve"> image and imports </w:t>
+            </w:r>
+            <w:r>
+              <w:rPr>
+                <w:rFonts w:ascii="Consolas" w:hAnsi="Consolas"/>
+                <w:color w:val="0E5D6E"/>
+                <w:sz w:val="16"/>
+              </w:rPr>
+              <w:t>src.ui.app</w:t>
+            </w:r>
+          </w:p>
+        </w:tc>
+      </w:tr>
+      <w:tr>
+        <w:tc>
+          <w:tcPr>
+            <w:tcW w:type="dxa" w:w="4680"/>
+          </w:tcPr>
+          <w:p>
+            <w:pPr>
+              <w:spacing w:after="40" w:line="264" w:lineRule="auto"/>
+            </w:pPr>
+            <w:r>
+              <w:rPr>
+                <w:rFonts w:ascii="Consolas" w:hAnsi="Consolas"/>
+                <w:color w:val="0E5D6E"/>
+                <w:sz w:val="16"/>
+              </w:rPr>
+              <w:t>ruff</w:t>
+            </w:r>
+            <w:r>
+              <w:rPr>
+                <w:rFonts w:ascii="Georgia" w:hAnsi="Georgia"/>
+                <w:color w:val="131B1E"/>
+                <w:sz w:val="18"/>
+              </w:rPr>
+              <w:t xml:space="preserve"> / </w:t>
+            </w:r>
+            <w:r>
+              <w:rPr>
+                <w:rFonts w:ascii="Consolas" w:hAnsi="Consolas"/>
+                <w:color w:val="0E5D6E"/>
+                <w:sz w:val="16"/>
+              </w:rPr>
+              <w:t>mypy</w:t>
+            </w:r>
+          </w:p>
+        </w:tc>
+        <w:tc>
+          <w:tcPr>
+            <w:tcW w:type="dxa" w:w="4680"/>
+          </w:tcPr>
+          <w:p>
+            <w:pPr>
+              <w:spacing w:after="40" w:line="264" w:lineRule="auto"/>
+            </w:pPr>
+            <w:r>
+              <w:rPr>
+                <w:rFonts w:ascii="Georgia" w:hAnsi="Georgia"/>
+                <w:color w:val="131B1E"/>
+                <w:sz w:val="18"/>
+              </w:rPr>
+              <w:t xml:space="preserve">Neither is configured for this project yet — see </w:t>
+            </w:r>
+            <w:r>
+              <w:rPr>
+                <w:rFonts w:ascii="Consolas" w:hAnsi="Consolas"/>
+                <w:color w:val="0E5D6E"/>
+                <w:sz w:val="16"/>
+              </w:rPr>
+              <w:t>ROADMAP.md</w:t>
+            </w:r>
+          </w:p>
+        </w:tc>
+      </w:tr>
+    </w:tbl>
+    <w:p>
+      <w:pPr>
+        <w:spacing w:after="120"/>
+      </w:pPr>
     </w:p>
     <w:p>
       <w:pPr>
-        <w:pStyle w:val="ListBullet"/>
-        <w:spacing w:after="100" w:line="288" w:lineRule="auto"/>
+        <w:spacing w:after="180" w:line="300" w:lineRule="auto"/>
       </w:pPr>
       <w:r>
         <w:rPr>
@@ -9976,29 +10626,15 @@
           <w:color w:val="131B1E"/>
           <w:sz w:val="21"/>
         </w:rPr>
-        <w:t>CodeDeploy or a compose pull</w:t>
-      </w:r>
-      <w:r>
-        <w:rPr>
-          <w:rFonts w:ascii="Georgia" w:hAnsi="Georgia"/>
-          <w:color w:val="131B1E"/>
-          <w:sz w:val="21"/>
-        </w:rPr>
-        <w:t xml:space="preserve"> on the EC2 host for delivery.</w:t>
-      </w:r>
-    </w:p>
-    <w:p>
-      <w:pPr>
-        <w:pStyle w:val="ListBullet"/>
-        <w:spacing w:after="100" w:line="288" w:lineRule="auto"/>
-      </w:pPr>
-      <w:r>
-        <w:rPr>
-          <w:rFonts w:ascii="Georgia" w:hAnsi="Georgia"/>
-          <w:color w:val="131B1E"/>
-          <w:sz w:val="21"/>
-        </w:rPr>
-        <w:t xml:space="preserve">Dependencies are already fully pinned (34 of 34 with </w:t>
+        <w:t>CD</w:t>
+      </w:r>
+      <w:r>
+        <w:rPr>
+          <w:rFonts w:ascii="Georgia" w:hAnsi="Georgia"/>
+          <w:color w:val="131B1E"/>
+          <w:sz w:val="21"/>
+        </w:rPr>
+        <w:t xml:space="preserve"> is half-built. </w:t>
       </w:r>
       <w:r>
         <w:rPr>
@@ -10006,6 +10642,255 @@
           <w:color w:val="0E5D6E"/>
           <w:sz w:val="19"/>
         </w:rPr>
+        <w:t>publish.yml</w:t>
+      </w:r>
+      <w:r>
+        <w:rPr>
+          <w:rFonts w:ascii="Georgia" w:hAnsi="Georgia"/>
+          <w:color w:val="131B1E"/>
+          <w:sz w:val="21"/>
+        </w:rPr>
+        <w:t xml:space="preserve"> pushes </w:t>
+      </w:r>
+      <w:r>
+        <w:rPr>
+          <w:rFonts w:ascii="Consolas" w:hAnsi="Consolas"/>
+          <w:color w:val="0E5D6E"/>
+          <w:sz w:val="19"/>
+        </w:rPr>
+        <w:t>:serve</w:t>
+      </w:r>
+      <w:r>
+        <w:rPr>
+          <w:rFonts w:ascii="Georgia" w:hAnsi="Georgia"/>
+          <w:color w:val="131B1E"/>
+          <w:sz w:val="21"/>
+        </w:rPr>
+        <w:t xml:space="preserve"> and </w:t>
+      </w:r>
+      <w:r>
+        <w:rPr>
+          <w:rFonts w:ascii="Consolas" w:hAnsi="Consolas"/>
+          <w:color w:val="0E5D6E"/>
+          <w:sz w:val="19"/>
+        </w:rPr>
+        <w:t>:ui</w:t>
+      </w:r>
+      <w:r>
+        <w:rPr>
+          <w:rFonts w:ascii="Georgia" w:hAnsi="Georgia"/>
+          <w:color w:val="131B1E"/>
+          <w:sz w:val="21"/>
+        </w:rPr>
+        <w:t xml:space="preserve"> to ECR on a </w:t>
+      </w:r>
+      <w:r>
+        <w:rPr>
+          <w:rFonts w:ascii="Consolas" w:hAnsi="Consolas"/>
+          <w:color w:val="0E5D6E"/>
+          <w:sz w:val="19"/>
+        </w:rPr>
+        <w:t>v*</w:t>
+      </w:r>
+      <w:r>
+        <w:rPr>
+          <w:rFonts w:ascii="Georgia" w:hAnsi="Georgia"/>
+          <w:color w:val="131B1E"/>
+          <w:sz w:val="21"/>
+        </w:rPr>
+        <w:t xml:space="preserve"> tag, authenticating by </w:t>
+      </w:r>
+      <w:r>
+        <w:rPr>
+          <w:rFonts w:ascii="Georgia" w:hAnsi="Georgia"/>
+          <w:b/>
+          <w:color w:val="131B1E"/>
+          <w:sz w:val="21"/>
+        </w:rPr>
+        <w:t>OIDC</w:t>
+      </w:r>
+      <w:r>
+        <w:rPr>
+          <w:rFonts w:ascii="Georgia" w:hAnsi="Georgia"/>
+          <w:color w:val="131B1E"/>
+          <w:sz w:val="21"/>
+        </w:rPr>
+        <w:t xml:space="preserve"> rather than a stored key — GitHub mints a short-lived token per run and AWS trades it for temporary credentials. Images carry both a moving tag and an immutable </w:t>
+      </w:r>
+      <w:r>
+        <w:rPr>
+          <w:rFonts w:ascii="Consolas" w:hAnsi="Consolas"/>
+          <w:color w:val="0E5D6E"/>
+          <w:sz w:val="19"/>
+        </w:rPr>
+        <w:t>-&lt;sha&gt;</w:t>
+      </w:r>
+      <w:r>
+        <w:rPr>
+          <w:rFonts w:ascii="Georgia" w:hAnsi="Georgia"/>
+          <w:color w:val="131B1E"/>
+          <w:sz w:val="21"/>
+        </w:rPr>
+        <w:t xml:space="preserve"> tag, so a rollback is naming the previous commit. What is missing is the delivery half: nothing yet pulls that image onto a host.</w:t>
+      </w:r>
+    </w:p>
+    <w:p>
+      <w:pPr>
+        <w:spacing w:after="180" w:line="300" w:lineRule="auto"/>
+      </w:pPr>
+      <w:r>
+        <w:rPr>
+          <w:rFonts w:ascii="Georgia" w:hAnsi="Georgia"/>
+          <w:b/>
+          <w:color w:val="131B1E"/>
+          <w:sz w:val="21"/>
+        </w:rPr>
+        <w:t>On AWS / future.</w:t>
+      </w:r>
+    </w:p>
+    <w:p>
+      <w:pPr>
+        <w:pStyle w:val="ListBullet"/>
+        <w:spacing w:after="100" w:line="288" w:lineRule="auto"/>
+      </w:pPr>
+      <w:r>
+        <w:rPr>
+          <w:rFonts w:ascii="Georgia" w:hAnsi="Georgia"/>
+          <w:b/>
+          <w:color w:val="131B1E"/>
+          <w:sz w:val="21"/>
+        </w:rPr>
+        <w:t>A release gate</w:t>
+      </w:r>
+      <w:r>
+        <w:rPr>
+          <w:rFonts w:ascii="Georgia" w:hAnsi="Georgia"/>
+          <w:color w:val="131B1E"/>
+          <w:sz w:val="21"/>
+        </w:rPr>
+        <w:t xml:space="preserve"> (Step 7) is the highest-value addition: fail the pipeline if the champion candidate is not better than the incumbent by a Diebold-Mariano-significant margin. The DM machinery already exists; it is not yet wired into the pipeline.</w:t>
+      </w:r>
+    </w:p>
+    <w:p>
+      <w:pPr>
+        <w:pStyle w:val="ListBullet"/>
+        <w:spacing w:after="100" w:line="288" w:lineRule="auto"/>
+      </w:pPr>
+      <w:r>
+        <w:rPr>
+          <w:rFonts w:ascii="Georgia" w:hAnsi="Georgia"/>
+          <w:b/>
+          <w:color w:val="131B1E"/>
+          <w:sz w:val="21"/>
+        </w:rPr>
+        <w:t>Delivery</w:t>
+      </w:r>
+      <w:r>
+        <w:rPr>
+          <w:rFonts w:ascii="Georgia" w:hAnsi="Georgia"/>
+          <w:color w:val="131B1E"/>
+          <w:sz w:val="21"/>
+        </w:rPr>
+        <w:t xml:space="preserve">: an SSM Run Command or CodeDeploy step that pulls the new </w:t>
+      </w:r>
+      <w:r>
+        <w:rPr>
+          <w:rFonts w:ascii="Consolas" w:hAnsi="Consolas"/>
+          <w:color w:val="0E5D6E"/>
+          <w:sz w:val="19"/>
+        </w:rPr>
+        <w:t>-&lt;sha&gt;</w:t>
+      </w:r>
+      <w:r>
+        <w:rPr>
+          <w:rFonts w:ascii="Georgia" w:hAnsi="Georgia"/>
+          <w:color w:val="131B1E"/>
+          <w:sz w:val="21"/>
+        </w:rPr>
+        <w:t xml:space="preserve"> tag on the EC2 host and restarts the compose stack.</w:t>
+      </w:r>
+    </w:p>
+    <w:p>
+      <w:pPr>
+        <w:pStyle w:val="ListBullet"/>
+        <w:spacing w:after="100" w:line="288" w:lineRule="auto"/>
+      </w:pPr>
+      <w:r>
+        <w:rPr>
+          <w:rFonts w:ascii="Georgia" w:hAnsi="Georgia"/>
+          <w:b/>
+          <w:color w:val="131B1E"/>
+          <w:sz w:val="21"/>
+        </w:rPr>
+        <w:t>`ruff` and `mypy` jobs</w:t>
+      </w:r>
+      <w:r>
+        <w:rPr>
+          <w:rFonts w:ascii="Georgia" w:hAnsi="Georgia"/>
+          <w:color w:val="131B1E"/>
+          <w:sz w:val="21"/>
+        </w:rPr>
+        <w:t xml:space="preserve"> — cheap, and the codebase is already annotated.</w:t>
+      </w:r>
+    </w:p>
+    <w:p>
+      <w:pPr>
+        <w:pStyle w:val="ListBullet"/>
+        <w:spacing w:after="100" w:line="288" w:lineRule="auto"/>
+      </w:pPr>
+      <w:r>
+        <w:rPr>
+          <w:rFonts w:ascii="Georgia" w:hAnsi="Georgia"/>
+          <w:b/>
+          <w:color w:val="131B1E"/>
+          <w:sz w:val="21"/>
+        </w:rPr>
+        <w:t>A scheduled smoke run</w:t>
+      </w:r>
+      <w:r>
+        <w:rPr>
+          <w:rFonts w:ascii="Georgia" w:hAnsi="Georgia"/>
+          <w:color w:val="131B1E"/>
+          <w:sz w:val="21"/>
+        </w:rPr>
+        <w:t xml:space="preserve"> of </w:t>
+      </w:r>
+      <w:r>
+        <w:rPr>
+          <w:rFonts w:ascii="Consolas" w:hAnsi="Consolas"/>
+          <w:color w:val="0E5D6E"/>
+          <w:sz w:val="19"/>
+        </w:rPr>
+        <w:t>--skip-tuning --skip-shap --no-register</w:t>
+      </w:r>
+      <w:r>
+        <w:rPr>
+          <w:rFonts w:ascii="Georgia" w:hAnsi="Georgia"/>
+          <w:color w:val="131B1E"/>
+          <w:sz w:val="21"/>
+        </w:rPr>
+        <w:t xml:space="preserve"> against a data sample, which would catch pipeline rot that unit tests cannot.</w:t>
+      </w:r>
+    </w:p>
+    <w:p>
+      <w:pPr>
+        <w:pStyle w:val="ListBullet"/>
+        <w:spacing w:after="100" w:line="288" w:lineRule="auto"/>
+      </w:pPr>
+      <w:r>
+        <w:rPr>
+          <w:rFonts w:ascii="Georgia" w:hAnsi="Georgia"/>
+          <w:color w:val="131B1E"/>
+          <w:sz w:val="21"/>
+        </w:rPr>
+        <w:t xml:space="preserve">Dependencies are fully pinned with </w:t>
+      </w:r>
+      <w:r>
+        <w:rPr>
+          <w:rFonts w:ascii="Consolas" w:hAnsi="Consolas"/>
+          <w:color w:val="0E5D6E"/>
+          <w:sz w:val="19"/>
+        </w:rPr>
         <w:t>==</w:t>
       </w:r>
       <w:r>
@@ -10014,7 +10899,7 @@
           <w:color w:val="131B1E"/>
           <w:sz w:val="21"/>
         </w:rPr>
-        <w:t>), which is half of reproducible CI.</w:t>
+        <w:t xml:space="preserve"> — 24 direct application packages across the four service sets, plus 2 test tools — which is half of reproducible CI already done.</w:t>
       </w:r>
     </w:p>
     <w:p>
